--- a/docs/docx/05_Findings.docx
+++ b/docs/docx/05_Findings.docx
@@ -5231,21 +5231,7 @@
           <w:b w:val="0"/>
           <w:sz w:val="20"/>
         </w:rPr>
-        <w:t xml:space="preserve">Every question asked through the agent, and through the application's </w:t>
-      </w:r>
-      <w:r>
-        <w:rPr>
-          <w:b/>
-          <w:sz w:val="20"/>
-        </w:rPr>
-        <w:t>Ask the Agent</w:t>
-      </w:r>
-      <w:r>
-        <w:rPr>
-          <w:b w:val="0"/>
-          <w:sz w:val="20"/>
-        </w:rPr>
-        <w:t xml:space="preserve"> page, is answered against the </w:t>
+        <w:t xml:space="preserve">Every question asked through the agent (in Snowflake Intelligence; the app no longer has an Ask the Agent page) is answered against the </w:t>
       </w:r>
       <w:r>
         <w:rPr>
@@ -5467,7 +5453,7 @@
                 <w:b w:val="0"/>
                 <w:sz w:val="17"/>
               </w:rPr>
-              <w:t>Agent answer wrong; Ask the Agent page wrong</w:t>
+              <w:t>Agent answer wrong</w:t>
             </w:r>
           </w:p>
         </w:tc>
